--- a/5th sem/Full-Stack Development II/Syllabus.docx
+++ b/5th sem/Full-Stack Development II/Syllabus.docx
@@ -1288,15 +1288,7 @@
         <w:tab/>
         <w:t xml:space="preserve">a. Write a program to implement the ‗hello world‘ message in the route through the browser </w:t>
         <w:tab/>
-        <w:t>usin</w:t>
-      </w:r>
-      <w:r>
-        <w:rPr/>
-        <w:t xml:space="preserve">g </w:t>
-      </w:r>
-      <w:r>
-        <w:rPr/>
-        <w:t>Express</w:t>
+        <w:t>using Express</w:t>
       </w:r>
     </w:p>
     <w:p>
@@ -1853,6 +1845,7 @@
       <w:pgNumType w:fmt="decimal"/>
       <w:formProt w:val="false"/>
       <w:textDirection w:val="lrTb"/>
+      <w:docGrid w:type="default" w:linePitch="100" w:charSpace="0"/>
     </w:sectPr>
   </w:body>
 </w:document>
@@ -1872,7 +1865,6 @@
     </w:rPrDefault>
     <w:pPrDefault>
       <w:pPr>
-        <w:widowControl/>
         <w:suppressAutoHyphens w:val="true"/>
       </w:pPr>
     </w:pPrDefault>
@@ -1882,7 +1874,10 @@
     <w:qFormat/>
     <w:pPr>
       <w:widowControl/>
+      <w:suppressAutoHyphens w:val="true"/>
       <w:bidi w:val="0"/>
+      <w:spacing w:before="0" w:after="0"/>
+      <w:jc w:val="start"/>
     </w:pPr>
     <w:rPr>
       <w:rFonts w:ascii="Liberation Serif" w:hAnsi="Liberation Serif" w:eastAsia="Noto Sans" w:cs="FreeSans"/>
